--- a/researchmind-business.docx
+++ b/researchmind-business.docx
@@ -433,9 +433,13 @@
     <w:sdt>
       <w:sdtPr>
         <w:rPr>
+          <w:rFonts w:ascii="Arial" w:eastAsia="Arial" w:hAnsi="Arial" w:cs="Arial"/>
+          <w:b w:val="0"/>
+          <w:bCs w:val="0"/>
           <w:color w:val="7030A0"/>
           <w:sz w:val="32"/>
           <w:szCs w:val="32"/>
+          <w:lang w:val="en-RO" w:eastAsia="en-GB"/>
         </w:rPr>
         <w:id w:val="1412045947"/>
         <w:docPartObj>
@@ -445,12 +449,10 @@
       </w:sdtPr>
       <w:sdtEndPr>
         <w:rPr>
-          <w:rFonts w:ascii="Arial" w:eastAsia="Arial" w:hAnsi="Arial" w:cs="Arial"/>
           <w:noProof/>
           <w:color w:val="auto"/>
           <w:sz w:val="22"/>
           <w:szCs w:val="22"/>
-          <w:lang w:val="en-RO" w:eastAsia="en-GB"/>
         </w:rPr>
       </w:sdtEndPr>
       <w:sdtContent>
@@ -909,33 +911,7 @@
                 <w:szCs w:val="28"/>
                 <w:u w:val="none"/>
               </w:rPr>
-              <w:t>3. Proposed Sol</w:t>
-            </w:r>
-            <w:r>
-              <w:rPr>
-                <w:rStyle w:val="Hyperlink"/>
-                <w:rFonts w:ascii="Arial" w:hAnsi="Arial" w:cs="Arial"/>
-                <w:b w:val="0"/>
-                <w:bCs w:val="0"/>
-                <w:noProof/>
-                <w:sz w:val="28"/>
-                <w:szCs w:val="28"/>
-                <w:u w:val="none"/>
-              </w:rPr>
-              <w:t>u</w:t>
-            </w:r>
-            <w:r>
-              <w:rPr>
-                <w:rStyle w:val="Hyperlink"/>
-                <w:rFonts w:ascii="Arial" w:hAnsi="Arial" w:cs="Arial"/>
-                <w:b w:val="0"/>
-                <w:bCs w:val="0"/>
-                <w:noProof/>
-                <w:sz w:val="28"/>
-                <w:szCs w:val="28"/>
-                <w:u w:val="none"/>
-              </w:rPr>
-              <w:t>tion Details</w:t>
+              <w:t>3. Proposed Solution Details</w:t>
             </w:r>
             <w:r>
               <w:rPr>
@@ -3645,33 +3621,7 @@
                 <w:szCs w:val="28"/>
                 <w:u w:val="none"/>
               </w:rPr>
-              <w:t>7. AI</w:t>
-            </w:r>
-            <w:r>
-              <w:rPr>
-                <w:rStyle w:val="Hyperlink"/>
-                <w:rFonts w:ascii="Arial" w:hAnsi="Arial" w:cs="Arial"/>
-                <w:b w:val="0"/>
-                <w:bCs w:val="0"/>
-                <w:noProof/>
-                <w:sz w:val="28"/>
-                <w:szCs w:val="28"/>
-                <w:u w:val="none"/>
-              </w:rPr>
-              <w:t xml:space="preserve"> </w:t>
-            </w:r>
-            <w:r>
-              <w:rPr>
-                <w:rStyle w:val="Hyperlink"/>
-                <w:rFonts w:ascii="Arial" w:hAnsi="Arial" w:cs="Arial"/>
-                <w:b w:val="0"/>
-                <w:bCs w:val="0"/>
-                <w:noProof/>
-                <w:sz w:val="28"/>
-                <w:szCs w:val="28"/>
-                <w:u w:val="none"/>
-              </w:rPr>
-              <w:t>Usage Disclosure</w:t>
+              <w:t>7. AI Usage Disclosure</w:t>
             </w:r>
             <w:r>
               <w:rPr>
@@ -12405,11 +12355,23 @@
           <w:szCs w:val="32"/>
         </w:rPr>
       </w:pPr>
+    </w:p>
+    <w:p>
+      <w:pPr>
+        <w:pStyle w:val="Heading1"/>
+        <w:spacing w:before="60" w:after="60"/>
+        <w:jc w:val="both"/>
+        <w:rPr>
+          <w:sz w:val="32"/>
+          <w:szCs w:val="32"/>
+        </w:rPr>
+      </w:pPr>
       <w:r>
         <w:rPr>
           <w:sz w:val="32"/>
           <w:szCs w:val="32"/>
         </w:rPr>
+        <w:lastRenderedPageBreak/>
         <w:t>4. Planning</w:t>
       </w:r>
       <w:bookmarkEnd w:id="9"/>
@@ -12420,7 +12382,6 @@
       </w:pPr>
       <w:bookmarkStart w:id="10" w:name="_Toc229612185"/>
       <w:r>
-        <w:lastRenderedPageBreak/>
         <w:t>4.1 Team Members</w:t>
       </w:r>
       <w:bookmarkEnd w:id="10"/>
@@ -14970,6 +14931,7 @@
       </w:pPr>
       <w:bookmarkStart w:id="12" w:name="_Toc229612187"/>
       <w:r>
+        <w:lastRenderedPageBreak/>
         <w:t>4.3 Work Packages</w:t>
       </w:r>
       <w:bookmarkEnd w:id="12"/>
@@ -14989,7 +14951,6 @@
           <w:sz w:val="28"/>
           <w:szCs w:val="28"/>
         </w:rPr>
-        <w:lastRenderedPageBreak/>
         <w:t>The project is structured into four Work Packages (WP), each corresponding to one Sprint.</w:t>
       </w:r>
     </w:p>
